--- a/Investigare/png notevoli/Scheda_PNG_03_Ito_Daisuke.docx
+++ b/Investigare/png notevoli/Scheda_PNG_03_Ito_Daisuke.docx
@@ -1120,7 +1120,7 @@
           <w:color w:val="8B0000"/>
           <w:sz w:val="16"/>
         </w:rPr>
-        <w:t>2 Ki</w:t>
+        <w:t>3 Ki</w:t>
       </w:r>
     </w:p>
     <w:p>
@@ -1146,7 +1146,7 @@
           <w:color w:val="1A1A2E"/>
           <w:sz w:val="16"/>
         </w:rPr>
-        <w:t>Noti il dettaglio nascosto e ne capisci immediatamente il significato</w:t>
+        <w:t>Trovi il dettaglio nascosto e capisci in che direzione punta</w:t>
       </w:r>
     </w:p>
     <w:p>
@@ -1172,7 +1172,7 @@
           <w:color w:val="1A1A2E"/>
           <w:sz w:val="16"/>
         </w:rPr>
-        <w:t>Vedi qualcosa di anomalo, ma non riesci a capire cosa significa</w:t>
+        <w:t>Percepisci quanti elementi fuori posto ci sono — non cosa sono, ma quanto cercare</w:t>
       </w:r>
     </w:p>
     <w:p>

--- a/Investigare/png notevoli/Scheda_PNG_03_Ito_Daisuke.docx
+++ b/Investigare/png notevoli/Scheda_PNG_03_Ito_Daisuke.docx
@@ -980,7 +980,7 @@
           <w:color w:val="B49650"/>
           <w:sz w:val="22"/>
         </w:rPr>
-        <w:t xml:space="preserve">業  </w:t>
+        <w:t xml:space="preserve">専門  </w:t>
       </w:r>
       <w:r>
         <w:rPr>
@@ -990,7 +990,7 @@
           <w:color w:val="1A1A2E"/>
           <w:sz w:val="20"/>
         </w:rPr>
-        <w:t>GOU — IL DEBITO</w:t>
+        <w:t>SENMON — SPECIALIZZAZIONI</w:t>
       </w:r>
     </w:p>
     <w:p>
@@ -1022,12 +1022,12 @@
           <w:color w:val="787878"/>
           <w:sz w:val="16"/>
         </w:rPr>
-        <w:t>Il Gou funziona SEMPRE. Successo = dettagli precisi. Fallimento = dettagli vaghi.</w:t>
+        <w:t>I PNG notevoli non hanno Gou — il Gou è il dono dei protagonisti. Hanno mestiere.</w:t>
       </w:r>
     </w:p>
     <w:p>
       <w:pPr>
-        <w:spacing w:before="140" w:after="40"/>
+        <w:spacing w:before="100" w:after="20"/>
         <w:ind w:left="170"/>
       </w:pPr>
       <w:r>
@@ -1048,40 +1048,24 @@
           <w:color w:val="1A1A2E"/>
           <w:sz w:val="20"/>
         </w:rPr>
-        <w:t>Occhio della Gru  鶴の目</w:t>
+        <w:t>Rilievi e fotografia 2 — Esperto</w:t>
+      </w:r>
+      <w:r>
+        <w:rPr>
+          <w:rFonts w:ascii="Calibri" w:hAnsi="Calibri"/>
+          <w:b w:val="0"/>
+          <w:i w:val="0"/>
+          <w:color w:val="787878"/>
+          <w:sz w:val="16"/>
+        </w:rPr>
+        <w:t xml:space="preserve">   (Lucidità 8)</w:t>
       </w:r>
     </w:p>
     <w:p>
       <w:pPr>
-        <w:spacing w:after="20"/>
+        <w:spacing w:after="60"/>
         <w:ind w:left="340"/>
       </w:pPr>
-      <w:r>
-        <w:rPr>
-          <w:rFonts w:ascii="Calibri" w:hAnsi="Calibri"/>
-          <w:b w:val="0"/>
-          <w:i/>
-          <w:color w:val="787878"/>
-          <w:sz w:val="18"/>
-        </w:rPr>
-        <w:t>Vedi ciò che altri non vedono — il dettaglio che cambia tutto.</w:t>
-      </w:r>
-    </w:p>
-    <w:p>
-      <w:pPr>
-        <w:spacing w:after="20"/>
-        <w:ind w:left="340"/>
-      </w:pPr>
-      <w:r>
-        <w:rPr>
-          <w:rFonts w:ascii="Calibri" w:hAnsi="Calibri"/>
-          <w:b/>
-          <w:i w:val="0"/>
-          <w:color w:val="787878"/>
-          <w:sz w:val="16"/>
-        </w:rPr>
-        <w:t xml:space="preserve">Attributo: </w:t>
-      </w:r>
       <w:r>
         <w:rPr>
           <w:rFonts w:ascii="Calibri" w:hAnsi="Calibri"/>
@@ -1090,54 +1074,50 @@
           <w:color w:val="1A1A2E"/>
           <w:sz w:val="16"/>
         </w:rPr>
-        <w:t>Lucidità (8)</w:t>
+        <w:t>Quello che un perito vede in ore, lui lo vede sul posto: la fibra fuori posto, il segno che non dovrebbe esserci. +2 ai tiri.</w:t>
+      </w:r>
+    </w:p>
+    <w:p>
+      <w:pPr>
+        <w:spacing w:before="100" w:after="20"/>
+        <w:ind w:left="170"/>
+      </w:pPr>
+      <w:r>
+        <w:rPr>
+          <w:rFonts w:ascii="Calibri" w:hAnsi="Calibri"/>
+          <w:b w:val="0"/>
+          <w:i w:val="0"/>
+          <w:color w:val="B49650"/>
+          <w:sz w:val="18"/>
+        </w:rPr>
+        <w:t xml:space="preserve">▸ </w:t>
+      </w:r>
+      <w:r>
+        <w:rPr>
+          <w:rFonts w:ascii="Calibri" w:hAnsi="Calibri"/>
+          <w:b/>
+          <w:i w:val="0"/>
+          <w:color w:val="1A1A2E"/>
+          <w:sz w:val="20"/>
+        </w:rPr>
+        <w:t>Medicinali e veleni 2 — Esperto</w:t>
       </w:r>
       <w:r>
         <w:rPr>
           <w:rFonts w:ascii="Calibri" w:hAnsi="Calibri"/>
           <w:b w:val="0"/>
           <w:i w:val="0"/>
-          <w:color w:val="B49650"/>
-          <w:sz w:val="16"/>
-        </w:rPr>
-        <w:t xml:space="preserve">  ·  </w:t>
-      </w:r>
-      <w:r>
-        <w:rPr>
-          <w:rFonts w:ascii="Calibri" w:hAnsi="Calibri"/>
-          <w:b/>
-          <w:i w:val="0"/>
           <w:color w:val="787878"/>
           <w:sz w:val="16"/>
         </w:rPr>
-        <w:t xml:space="preserve">Costo: </w:t>
-      </w:r>
-      <w:r>
-        <w:rPr>
-          <w:rFonts w:ascii="Calibri" w:hAnsi="Calibri"/>
-          <w:b w:val="0"/>
-          <w:i w:val="0"/>
-          <w:color w:val="8B0000"/>
-          <w:sz w:val="16"/>
-        </w:rPr>
-        <w:t>3 Ki</w:t>
+        <w:t xml:space="preserve">   (Lucidità 8)</w:t>
       </w:r>
     </w:p>
     <w:p>
       <w:pPr>
-        <w:spacing w:after="20"/>
+        <w:spacing w:after="60"/>
         <w:ind w:left="340"/>
       </w:pPr>
-      <w:r>
-        <w:rPr>
-          <w:rFonts w:ascii="Calibri" w:hAnsi="Calibri"/>
-          <w:b/>
-          <w:i w:val="0"/>
-          <w:color w:val="787878"/>
-          <w:sz w:val="16"/>
-        </w:rPr>
-        <w:t xml:space="preserve">Successo: </w:t>
-      </w:r>
       <w:r>
         <w:rPr>
           <w:rFonts w:ascii="Calibri" w:hAnsi="Calibri"/>
@@ -1146,33 +1126,7 @@
           <w:color w:val="1A1A2E"/>
           <w:sz w:val="16"/>
         </w:rPr>
-        <w:t>Trovi il dettaglio nascosto e capisci in che direzione punta</w:t>
-      </w:r>
-    </w:p>
-    <w:p>
-      <w:pPr>
-        <w:spacing w:after="80"/>
-        <w:ind w:left="340"/>
-      </w:pPr>
-      <w:r>
-        <w:rPr>
-          <w:rFonts w:ascii="Calibri" w:hAnsi="Calibri"/>
-          <w:b/>
-          <w:i w:val="0"/>
-          <w:color w:val="787878"/>
-          <w:sz w:val="16"/>
-        </w:rPr>
-        <w:t xml:space="preserve">Fallimento: </w:t>
-      </w:r>
-      <w:r>
-        <w:rPr>
-          <w:rFonts w:ascii="Calibri" w:hAnsi="Calibri"/>
-          <w:b w:val="0"/>
-          <w:i w:val="0"/>
-          <w:color w:val="1A1A2E"/>
-          <w:sz w:val="16"/>
-        </w:rPr>
-        <w:t>Percepisci quanti elementi fuori posto ci sono — non cosa sono, ma quanto cercare</w:t>
+        <w:t>L'eredità del chimico industriale: composti, dosaggi, tossicologia da campo. +2 ai tiri pertinenti.</w:t>
       </w:r>
     </w:p>
     <w:p>

--- a/Investigare/png notevoli/Scheda_PNG_03_Ito_Daisuke.docx
+++ b/Investigare/png notevoli/Scheda_PNG_03_Ito_Daisuke.docx
@@ -15,7 +15,7 @@
           <w:color w:val="B49650"/>
           <w:sz w:val="14"/>
         </w:rPr>
-        <w:t>限界  ·  GENKAI v1.2  ·  限界</w:t>
+        <w:t>限界  ·  GENKAI v1.3  ·  限界</w:t>
       </w:r>
     </w:p>
     <w:p>
@@ -788,7 +788,7 @@
           <w:color w:val="787878"/>
           <w:sz w:val="16"/>
         </w:rPr>
-        <w:t>base 4 × 6 = 24  +  12 punti  +  3 bonus (d6)  =  39 totale</w:t>
+        <w:t>distribuzione: metodo diretto — il GM assegna i valori che servono al ruolo</w:t>
       </w:r>
     </w:p>
     <w:p>

--- a/Investigare/png notevoli/Scheda_PNG_03_Ito_Daisuke.docx
+++ b/Investigare/png notevoli/Scheda_PNG_03_Ito_Daisuke.docx
@@ -1011,22 +1011,6 @@
     </w:p>
     <w:p>
       <w:pPr>
-        <w:spacing w:after="40"/>
-        <w:ind w:left="170"/>
-      </w:pPr>
-      <w:r>
-        <w:rPr>
-          <w:rFonts w:ascii="Calibri" w:hAnsi="Calibri"/>
-          <w:b w:val="0"/>
-          <w:i/>
-          <w:color w:val="787878"/>
-          <w:sz w:val="16"/>
-        </w:rPr>
-        <w:t>I PNG notevoli non hanno Gou — il Gou è il dono dei protagonisti. Hanno mestiere.</w:t>
-      </w:r>
-    </w:p>
-    <w:p>
-      <w:pPr>
         <w:spacing w:before="100" w:after="20"/>
         <w:ind w:left="170"/>
       </w:pPr>
@@ -1048,7 +1032,7 @@
           <w:color w:val="1A1A2E"/>
           <w:sz w:val="20"/>
         </w:rPr>
-        <w:t>Rilievi e fotografia 2 — Esperto</w:t>
+        <w:t>Rilievi e fotografia 3 — Maestro</w:t>
       </w:r>
       <w:r>
         <w:rPr>
@@ -1074,7 +1058,7 @@
           <w:color w:val="1A1A2E"/>
           <w:sz w:val="16"/>
         </w:rPr>
-        <w:t>Quello che un perito vede in ore, lui lo vede sul posto: la fibra fuori posto, il segno che non dovrebbe esserci. +2 ai tiri.</w:t>
+        <w:t>Quello che un perito vede in ore, lui lo vede sul posto: la fibra fuori posto, il segno che non dovrebbe esserci. Al grado Maestro (Tecnica): +2 con Correzione (1/scena ritira o corregge).</w:t>
       </w:r>
     </w:p>
     <w:p>
